--- a/ucv-fe/public/VN_template.docx
+++ b/ucv-fe/public/VN_template.docx
@@ -33,7 +33,17 @@
           <w:sz w:val="32"/>
           <w:szCs w:val="32"/>
         </w:rPr>
-        <w:t>IUC Event Contract (Terms &amp; Conditions)</w:t>
+        <w:t>UCV</w:t>
+      </w:r>
+      <w:r>
+        <w:rPr>
+          <w:rFonts w:ascii="Arial" w:eastAsia="Arial" w:hAnsi="Arial" w:cs="Arial"/>
+          <w:b/>
+          <w:color w:val="000000"/>
+          <w:sz w:val="32"/>
+          <w:szCs w:val="32"/>
+        </w:rPr>
+        <w:t xml:space="preserve"> Event Contract (Terms &amp; Conditions)</w:t>
       </w:r>
     </w:p>
     <w:p>
@@ -56,7 +66,27 @@
           <w:sz w:val="32"/>
           <w:szCs w:val="32"/>
         </w:rPr>
-        <w:t>Hợp Đồng Sự Kiện IUC (Điều Khoản &amp; Điều Kiện)</w:t>
+        <w:t xml:space="preserve">Hợp Đồng Sự Kiện </w:t>
+      </w:r>
+      <w:r>
+        <w:rPr>
+          <w:rFonts w:ascii="Arial" w:eastAsia="Arial" w:hAnsi="Arial" w:cs="Arial"/>
+          <w:b/>
+          <w:color w:val="1F1F1F"/>
+          <w:sz w:val="32"/>
+          <w:szCs w:val="32"/>
+        </w:rPr>
+        <w:t>UCV</w:t>
+      </w:r>
+      <w:r>
+        <w:rPr>
+          <w:rFonts w:ascii="Arial" w:eastAsia="Arial" w:hAnsi="Arial" w:cs="Arial"/>
+          <w:b/>
+          <w:color w:val="1F1F1F"/>
+          <w:sz w:val="32"/>
+          <w:szCs w:val="32"/>
+        </w:rPr>
+        <w:t xml:space="preserve"> (Điều Khoản &amp; Điều Kiện)</w:t>
       </w:r>
     </w:p>
     <w:p>
@@ -715,7 +745,25 @@
         <w:rPr>
           <w:rFonts w:ascii="Arial" w:eastAsia="Arial" w:hAnsi="Arial" w:cs="Arial"/>
         </w:rPr>
-        <w:t>Email: bernd@iucconsulting.com or/</w:t>
+        <w:t>Email: berni</w:t>
+      </w:r>
+      <w:r>
+        <w:rPr>
+          <w:rFonts w:ascii="Arial" w:eastAsia="Arial" w:hAnsi="Arial" w:cs="Arial"/>
+        </w:rPr>
+        <w:t>@</w:t>
+      </w:r>
+      <w:r>
+        <w:rPr>
+          <w:rFonts w:ascii="Arial" w:eastAsia="Arial" w:hAnsi="Arial" w:cs="Arial"/>
+        </w:rPr>
+        <w:t>ucv.com.vn</w:t>
+      </w:r>
+      <w:r>
+        <w:rPr>
+          <w:rFonts w:ascii="Arial" w:eastAsia="Arial" w:hAnsi="Arial" w:cs="Arial"/>
+        </w:rPr>
+        <w:t xml:space="preserve"> or/</w:t>
       </w:r>
       <w:r>
         <w:rPr>
@@ -728,7 +776,25 @@
         <w:rPr>
           <w:rFonts w:ascii="Arial" w:eastAsia="Arial" w:hAnsi="Arial" w:cs="Arial"/>
         </w:rPr>
-        <w:t xml:space="preserve"> bfwidemann@gmail.com</w:t>
+        <w:t xml:space="preserve"> </w:t>
+      </w:r>
+      <w:r>
+        <w:rPr>
+          <w:rFonts w:ascii="Arial" w:eastAsia="Arial" w:hAnsi="Arial" w:cs="Arial"/>
+        </w:rPr>
+        <w:t>info@ucv</w:t>
+      </w:r>
+      <w:r>
+        <w:rPr>
+          <w:rFonts w:ascii="Arial" w:eastAsia="Arial" w:hAnsi="Arial" w:cs="Arial"/>
+        </w:rPr>
+        <w:t>.com</w:t>
+      </w:r>
+      <w:r>
+        <w:rPr>
+          <w:rFonts w:ascii="Arial" w:eastAsia="Arial" w:hAnsi="Arial" w:cs="Arial"/>
+        </w:rPr>
+        <w:t>.vn</w:t>
       </w:r>
     </w:p>
     <w:p>
@@ -1402,14 +1468,7 @@
           <w:rFonts w:ascii="Arial" w:eastAsia="Arial" w:hAnsi="Arial" w:cs="Arial"/>
           <w:color w:val="000000"/>
         </w:rPr>
-        <w:t>Inter and intra city transport/</w:t>
-      </w:r>
-      <w:r>
-        <w:rPr>
-          <w:rFonts w:ascii="Arial" w:eastAsia="Arial" w:hAnsi="Arial" w:cs="Arial"/>
-          <w:color w:val="1F1F1F"/>
-        </w:rPr>
-        <w:t>Di chuyển nội thành và liên tỉnh</w:t>
+        <w:t>Inter and intra city transport (domestic flight is included if registered for full tour)/Di chuyển nội thành và liên tỉnh (chuyến bay nội địa được bao gồm nếu đăng ký tour trọn gói)</w:t>
       </w:r>
     </w:p>
     <w:p>
@@ -1514,27 +1573,7 @@
           <w:rFonts w:ascii="Arial" w:eastAsia="Arial" w:hAnsi="Arial" w:cs="Arial"/>
           <w:color w:val="000000"/>
         </w:rPr>
-        <w:t>Lunch x</w:t>
-      </w:r>
-      <w:r>
-        <w:rPr>
-          <w:rFonts w:ascii="Arial" w:eastAsia="Arial" w:hAnsi="Arial" w:cs="Arial"/>
-        </w:rPr>
-        <w:t>4</w:t>
-      </w:r>
-      <w:r>
-        <w:rPr>
-          <w:rFonts w:ascii="Arial" w:eastAsia="Arial" w:hAnsi="Arial" w:cs="Arial"/>
-          <w:color w:val="000000"/>
-        </w:rPr>
-        <w:t>/</w:t>
-      </w:r>
-      <w:r>
-        <w:rPr>
-          <w:rFonts w:ascii="Arial" w:eastAsia="Arial" w:hAnsi="Arial" w:cs="Arial"/>
-          <w:color w:val="1F1F1F"/>
-        </w:rPr>
-        <w:t>Ăn trưa x4</w:t>
+        <w:t>Lunch: daily/Bữa trưa: hàng ngày</w:t>
       </w:r>
     </w:p>
     <w:p>
@@ -1555,13 +1594,7 @@
           <w:rFonts w:ascii="Arial" w:eastAsia="Arial" w:hAnsi="Arial" w:cs="Arial"/>
           <w:color w:val="000000"/>
         </w:rPr>
-        <w:t>Dinner x</w:t>
-      </w:r>
-      <w:r>
-        <w:rPr>
-          <w:rFonts w:ascii="Arial" w:eastAsia="Arial" w:hAnsi="Arial" w:cs="Arial"/>
-        </w:rPr>
-        <w:t>3/Bữa tối x3</w:t>
+        <w:t>Dinner: 70% of the evenings/Bữa tối được phục vụ khoảng 70% số buổi tối</w:t>
       </w:r>
     </w:p>
     <w:p>
@@ -1623,7 +1656,75 @@
         <w:rPr>
           <w:rFonts w:ascii="Arial" w:eastAsia="Arial" w:hAnsi="Arial" w:cs="Arial"/>
         </w:rPr>
-        <w:t>Pricing for the school tour package is as follows/Giá cho gói tham quan trường học như sau:</w:t>
+        <w:t>Pricing for the school tour package</w:t>
+      </w:r>
+      <w:r>
+        <w:rPr>
+          <w:rFonts w:ascii="Arial" w:eastAsia="Arial" w:hAnsi="Arial" w:cs="Arial"/>
+        </w:rPr>
+        <w:t xml:space="preserve"> for </w:t>
+      </w:r>
+      <w:r>
+        <w:rPr>
+          <w:rFonts w:ascii="Arial" w:eastAsia="Arial" w:hAnsi="Arial" w:cs="Arial"/>
+          <w:b/>
+        </w:rPr>
+        <w:t>[TOUR</w:t>
+      </w:r>
+      <w:r>
+        <w:rPr>
+          <w:rFonts w:ascii="Arial" w:eastAsia="Arial" w:hAnsi="Arial" w:cs="Arial"/>
+          <w:b/>
+        </w:rPr>
+        <w:t xml:space="preserve"> NAME</w:t>
+      </w:r>
+      <w:r>
+        <w:rPr>
+          <w:rFonts w:ascii="Arial" w:eastAsia="Arial" w:hAnsi="Arial" w:cs="Arial"/>
+          <w:b/>
+        </w:rPr>
+        <w:t>] ([CITY NAMES])</w:t>
+      </w:r>
+      <w:r>
+        <w:rPr>
+          <w:rFonts w:ascii="Arial" w:eastAsia="Arial" w:hAnsi="Arial" w:cs="Arial"/>
+        </w:rPr>
+        <w:t xml:space="preserve"> is as follows/Giá cho gói tham quan trường học</w:t>
+      </w:r>
+      <w:r>
+        <w:rPr>
+          <w:rFonts w:ascii="Arial" w:eastAsia="Arial" w:hAnsi="Arial" w:cs="Arial"/>
+        </w:rPr>
+        <w:t xml:space="preserve"> </w:t>
+      </w:r>
+      <w:r>
+        <w:rPr>
+          <w:rFonts w:ascii="Arial" w:eastAsia="Arial" w:hAnsi="Arial" w:cs="Arial"/>
+          <w:b/>
+        </w:rPr>
+        <w:t>[TOUR</w:t>
+      </w:r>
+      <w:r>
+        <w:rPr>
+          <w:rFonts w:ascii="Arial" w:eastAsia="Arial" w:hAnsi="Arial" w:cs="Arial"/>
+          <w:b/>
+        </w:rPr>
+        <w:t xml:space="preserve"> NAME</w:t>
+      </w:r>
+      <w:bookmarkStart w:id="0" w:name="_GoBack"/>
+      <w:bookmarkEnd w:id="0"/>
+      <w:r>
+        <w:rPr>
+          <w:rFonts w:ascii="Arial" w:eastAsia="Arial" w:hAnsi="Arial" w:cs="Arial"/>
+          <w:b/>
+        </w:rPr>
+        <w:t>] ([CITY NAMES])</w:t>
+      </w:r>
+      <w:r>
+        <w:rPr>
+          <w:rFonts w:ascii="Arial" w:eastAsia="Arial" w:hAnsi="Arial" w:cs="Arial"/>
+        </w:rPr>
+        <w:t xml:space="preserve"> như sau:</w:t>
       </w:r>
     </w:p>
     <w:p>
@@ -1737,8 +1838,6 @@
         </w:rPr>
         <w:t>FINAL PRICE</w:t>
       </w:r>
-      <w:bookmarkStart w:id="0" w:name="_GoBack"/>
-      <w:bookmarkEnd w:id="0"/>
       <w:r>
         <w:rPr>
           <w:rFonts w:ascii="Arial" w:eastAsia="Arial" w:hAnsi="Arial" w:cs="Arial"/>
@@ -1981,6 +2080,7 @@
           <w:rFonts w:ascii="Arial" w:eastAsia="Arial" w:hAnsi="Arial" w:cs="Arial"/>
           <w:color w:val="1F1F1F"/>
         </w:rPr>
+        <w:lastRenderedPageBreak/>
         <w:t>[</w:t>
       </w:r>
       <w:r>
@@ -2751,15 +2851,47 @@
           <w:b/>
           <w:color w:val="000000"/>
         </w:rPr>
-        <w:t>Date and Sign (IUC Representative)/</w:t>
-      </w:r>
-      <w:r>
-        <w:rPr>
-          <w:rFonts w:ascii="Arial" w:eastAsia="Arial" w:hAnsi="Arial" w:cs="Arial"/>
-          <w:b/>
-          <w:color w:val="1F1F1F"/>
-        </w:rPr>
-        <w:t>Ngày và Chữ ký (Đại diện IUC)</w:t>
+        <w:t>Date and Sign (</w:t>
+      </w:r>
+      <w:r>
+        <w:rPr>
+          <w:rFonts w:ascii="Arial" w:eastAsia="Arial" w:hAnsi="Arial" w:cs="Arial"/>
+          <w:b/>
+          <w:color w:val="000000"/>
+        </w:rPr>
+        <w:t>UCV</w:t>
+      </w:r>
+      <w:r>
+        <w:rPr>
+          <w:rFonts w:ascii="Arial" w:eastAsia="Arial" w:hAnsi="Arial" w:cs="Arial"/>
+          <w:b/>
+          <w:color w:val="000000"/>
+        </w:rPr>
+        <w:t xml:space="preserve"> Representative)/</w:t>
+      </w:r>
+      <w:r>
+        <w:rPr>
+          <w:rFonts w:ascii="Arial" w:eastAsia="Arial" w:hAnsi="Arial" w:cs="Arial"/>
+          <w:b/>
+          <w:color w:val="1F1F1F"/>
+        </w:rPr>
+        <w:t xml:space="preserve">Ngày và Chữ ký (Đại diện </w:t>
+      </w:r>
+      <w:r>
+        <w:rPr>
+          <w:rFonts w:ascii="Arial" w:eastAsia="Arial" w:hAnsi="Arial" w:cs="Arial"/>
+          <w:b/>
+          <w:color w:val="1F1F1F"/>
+        </w:rPr>
+        <w:t>UCV</w:t>
+      </w:r>
+      <w:r>
+        <w:rPr>
+          <w:rFonts w:ascii="Arial" w:eastAsia="Arial" w:hAnsi="Arial" w:cs="Arial"/>
+          <w:b/>
+          <w:color w:val="1F1F1F"/>
+        </w:rPr>
+        <w:t>)</w:t>
       </w:r>
     </w:p>
     <w:p>
